--- a/public/gallery/examples/ux-designer/no/resume.docx
+++ b/public/gallery/examples/ux-designer/no/resume.docx
@@ -66,7 +66,7 @@
         </w:rPr>
         <w:t xml:space="preserve">📧 </w:t>
       </w:r>
-      <w:hyperlink w:history="1" r:id="rIddui_fdg1sihcgpwco5obw">
+      <w:hyperlink w:history="1" r:id="rId81byf4mgut6nmibzxy0lk">
         <w:r>
           <w:rPr>
             <w:sz w:val="18"/>
@@ -89,7 +89,7 @@
         </w:rPr>
         <w:t xml:space="preserve">🔗 </w:t>
       </w:r>
-      <w:hyperlink w:history="1" r:id="rIdn9vobkoypmc_cwledmu2l">
+      <w:hyperlink w:history="1" r:id="rIda-wwavrag7wmqpfhl9evb">
         <w:r>
           <w:rPr>
             <w:sz w:val="18"/>
@@ -124,7 +124,7 @@
         <w:spacing w:after="200" w:line="276"/>
         <w:jc w:val="center"/>
       </w:pPr>
-      <w:hyperlink w:history="1" r:id="rIdxrq091akojj4kjg3emwyi">
+      <w:hyperlink w:history="1" r:id="rIdyqay_yd2wvgrv-b6om7bw">
         <w:r>
           <w:rPr>
             <w:sz w:val="18"/>
@@ -140,7 +140,7 @@
         </w:rPr>
         <w:t xml:space="preserve"> • </w:t>
       </w:r>
-      <w:hyperlink w:history="1" r:id="rIdbt8xwguzdnaucifkpdc2s">
+      <w:hyperlink w:history="1" r:id="rId1huginx6ya3wz-vorspqd">
         <w:r>
           <w:rPr>
             <w:sz w:val="18"/>
@@ -156,7 +156,7 @@
         </w:rPr>
         <w:t xml:space="preserve"> • </w:t>
       </w:r>
-      <w:hyperlink w:history="1" r:id="rIdyk6xujuqpwg5o4210-m9m">
+      <w:hyperlink w:history="1" r:id="rId6t-3vxvgihnw5x0bhpyga">
         <w:r>
           <w:rPr>
             <w:sz w:val="18"/>
@@ -322,7 +322,7 @@
         </w:rPr>
         <w:t xml:space="preserve">	</w:t>
       </w:r>
-      <w:hyperlink w:history="1" r:id="rIdp03nzkjdmmvyr1io7ofql">
+      <w:hyperlink w:history="1" r:id="rIdieh0fjalpbtxmn0f8ptsy">
         <w:r>
           <w:rPr>
             <w:sz w:val="18"/>
@@ -485,7 +485,7 @@
         </w:rPr>
         <w:t xml:space="preserve">	</w:t>
       </w:r>
-      <w:hyperlink w:history="1" r:id="rIdakvr208hyc2dtceeorq1t">
+      <w:hyperlink w:history="1" r:id="rIdwawx5znyzpznjncvlefiu">
         <w:r>
           <w:rPr>
             <w:sz w:val="18"/>
@@ -667,7 +667,7 @@
         </w:rPr>
         <w:t xml:space="preserve">	</w:t>
       </w:r>
-      <w:hyperlink w:history="1" r:id="rIdjjaq9pw2jncnkz3hyaww0">
+      <w:hyperlink w:history="1" r:id="rIdjoadeabiapxszuzf6rgoh">
         <w:r>
           <w:rPr>
             <w:sz w:val="18"/>
@@ -830,7 +830,7 @@
         </w:rPr>
         <w:t xml:space="preserve">	</w:t>
       </w:r>
-      <w:hyperlink w:history="1" r:id="rIdgl18lo0qf4olsuz-g5nef">
+      <w:hyperlink w:history="1" r:id="rIde_uqgwzqo9k0bx5puz95p">
         <w:r>
           <w:rPr>
             <w:sz w:val="18"/>
@@ -1333,7 +1333,7 @@
         </w:rPr>
         <w:t xml:space="preserve">	</w:t>
       </w:r>
-      <w:hyperlink w:history="1" r:id="rId_wujwocw64xvqgtymnabn">
+      <w:hyperlink w:history="1" r:id="rIdyy9k_vn_h8kvvzg5-pgs4">
         <w:r>
           <w:rPr>
             <w:sz w:val="18"/>
@@ -1399,7 +1399,7 @@
         </w:rPr>
         <w:t xml:space="preserve">	</w:t>
       </w:r>
-      <w:hyperlink w:history="1" r:id="rId1fj-3enbpjb9-zuxehtdn">
+      <w:hyperlink w:history="1" r:id="rIdzq-itzromjj4-c0c7sfyh">
         <w:r>
           <w:rPr>
             <w:sz w:val="18"/>
@@ -1484,7 +1484,7 @@
         </w:rPr>
         <w:t xml:space="preserve">	</w:t>
       </w:r>
-      <w:hyperlink w:history="1" r:id="rId-gg-wndnpydxhgjksjhit">
+      <w:hyperlink w:history="1" r:id="rIdhs27lqhrkxgfyjrlmdlql">
         <w:r>
           <w:rPr>
             <w:sz w:val="18"/>
@@ -1607,7 +1607,7 @@
         </w:rPr>
         <w:t xml:space="preserve">	</w:t>
       </w:r>
-      <w:hyperlink w:history="1" r:id="rIdkis4zf69zki6xzmbux7y_">
+      <w:hyperlink w:history="1" r:id="rIdl3vjgr1rs5xcmilgzwjhh">
         <w:r>
           <w:rPr>
             <w:sz w:val="18"/>
@@ -1751,7 +1751,7 @@
         </w:rPr>
         <w:t xml:space="preserve">	</w:t>
       </w:r>
-      <w:hyperlink w:history="1" r:id="rId3rq2jlizy0nq7ghy96uz9">
+      <w:hyperlink w:history="1" r:id="rIdtnq-65sonw-31rfs_snqn">
         <w:r>
           <w:rPr>
             <w:sz w:val="18"/>
@@ -1975,7 +1975,7 @@
         </w:rPr>
         <w:t xml:space="preserve">	</w:t>
       </w:r>
-      <w:hyperlink w:history="1" r:id="rIdnj_csnegdzhvr5ghdgzvm">
+      <w:hyperlink w:history="1" r:id="rIdeytamtxaxeeuweneg2fxm">
         <w:r>
           <w:rPr>
             <w:sz w:val="18"/>
@@ -2079,7 +2079,7 @@
         </w:rPr>
         <w:t xml:space="preserve">	</w:t>
       </w:r>
-      <w:hyperlink w:history="1" r:id="rId0pwraatar_jcyz5ojytbm">
+      <w:hyperlink w:history="1" r:id="rIdqhkgujyasp9anhk-wqeru">
         <w:r>
           <w:rPr>
             <w:sz w:val="18"/>
